--- a/e2/speaking-listening/docs/past-simple-tasks1-2-worksheets-answers.docx
+++ b/e2/speaking-listening/docs/past-simple-tasks1-2-worksheets-answers.docx
@@ -5,6 +5,8 @@
     <w:p>
       <w:pPr>
         <w:pStyle w:val="FirstParagraph"/>
+        <w:keepNext/>
+        <w:spacing w:before="0" w:after="60" w:line="240" w:lineRule="auto"/>
       </w:pPr>
       <w:r>
         <w:drawing>
@@ -53,6 +55,8 @@
     <w:p>
       <w:pPr>
         <w:pStyle w:val="Heading1"/>
+        <w:keepNext/>
+        <w:spacing w:before="840" w:after="40" w:line="240" w:lineRule="auto"/>
       </w:pPr>
       <w:r>
         <w:t xml:space="preserve">E2 Past Tense Speaking Practice</w:t>
@@ -64,6 +68,8 @@
     <w:p>
       <w:pPr>
         <w:pStyle w:val="Heading2"/>
+        <w:keepNext/>
+        <w:spacing w:before="120" w:after="40" w:line="240" w:lineRule="auto"/>
       </w:pPr>
       <w:r>
         <w:t xml:space="preserve">Answer key (teacher)</w:t>
@@ -97,6 +103,8 @@
           <w:p>
             <w:pPr>
               <w:pStyle w:val="Compact"/>
+              <w:keepNext/>
+              <w:spacing w:before="0" w:after="60" w:line="240" w:lineRule="auto"/>
               <w:jc w:val="left"/>
             </w:pPr>
             <w:r>
@@ -109,6 +117,8 @@
           <w:p>
             <w:pPr>
               <w:pStyle w:val="Compact"/>
+              <w:keepNext/>
+              <w:spacing w:before="0" w:after="60" w:line="240" w:lineRule="auto"/>
               <w:jc w:val="left"/>
             </w:pPr>
             <w:r>
@@ -123,6 +133,8 @@
           <w:p>
             <w:pPr>
               <w:pStyle w:val="Compact"/>
+              <w:keepNext/>
+              <w:spacing w:before="0" w:after="60" w:line="240" w:lineRule="auto"/>
               <w:jc w:val="left"/>
             </w:pPr>
             <w:r>
@@ -135,6 +147,8 @@
           <w:p>
             <w:pPr>
               <w:pStyle w:val="Compact"/>
+              <w:keepNext/>
+              <w:spacing w:before="0" w:after="60" w:line="240" w:lineRule="auto"/>
               <w:jc w:val="left"/>
             </w:pPr>
             <w:r>
@@ -149,6 +163,8 @@
           <w:p>
             <w:pPr>
               <w:pStyle w:val="Compact"/>
+              <w:keepNext/>
+              <w:spacing w:before="0" w:after="60" w:line="240" w:lineRule="auto"/>
               <w:jc w:val="left"/>
             </w:pPr>
             <w:r>
@@ -161,6 +177,8 @@
           <w:p>
             <w:pPr>
               <w:pStyle w:val="Compact"/>
+              <w:keepNext/>
+              <w:spacing w:before="0" w:after="60" w:line="240" w:lineRule="auto"/>
               <w:jc w:val="left"/>
             </w:pPr>
             <w:r>
@@ -175,6 +193,8 @@
           <w:p>
             <w:pPr>
               <w:pStyle w:val="Compact"/>
+              <w:keepNext/>
+              <w:spacing w:before="0" w:after="60" w:line="240" w:lineRule="auto"/>
               <w:jc w:val="left"/>
             </w:pPr>
             <w:r>
@@ -187,6 +207,8 @@
           <w:p>
             <w:pPr>
               <w:pStyle w:val="Compact"/>
+              <w:keepNext/>
+              <w:spacing w:before="0" w:after="60" w:line="240" w:lineRule="auto"/>
               <w:jc w:val="left"/>
             </w:pPr>
             <w:r>
@@ -201,6 +223,8 @@
           <w:p>
             <w:pPr>
               <w:pStyle w:val="Compact"/>
+              <w:keepNext/>
+              <w:spacing w:before="0" w:after="60" w:line="240" w:lineRule="auto"/>
               <w:jc w:val="left"/>
             </w:pPr>
             <w:r>
@@ -213,6 +237,8 @@
           <w:p>
             <w:pPr>
               <w:pStyle w:val="Compact"/>
+              <w:keepNext/>
+              <w:spacing w:before="0" w:after="60" w:line="240" w:lineRule="auto"/>
               <w:jc w:val="left"/>
             </w:pPr>
             <w:r>
@@ -227,6 +253,8 @@
           <w:p>
             <w:pPr>
               <w:pStyle w:val="Compact"/>
+              <w:keepNext/>
+              <w:spacing w:before="0" w:after="60" w:line="240" w:lineRule="auto"/>
               <w:jc w:val="left"/>
             </w:pPr>
             <w:r>
@@ -239,6 +267,8 @@
           <w:p>
             <w:pPr>
               <w:pStyle w:val="Compact"/>
+              <w:keepNext/>
+              <w:spacing w:before="0" w:after="60" w:line="240" w:lineRule="auto"/>
               <w:jc w:val="left"/>
             </w:pPr>
             <w:r>
@@ -253,6 +283,8 @@
           <w:p>
             <w:pPr>
               <w:pStyle w:val="Compact"/>
+              <w:keepNext/>
+              <w:spacing w:before="0" w:after="60" w:line="240" w:lineRule="auto"/>
               <w:jc w:val="left"/>
             </w:pPr>
             <w:r>
@@ -265,6 +297,8 @@
           <w:p>
             <w:pPr>
               <w:pStyle w:val="Compact"/>
+              <w:keepNext/>
+              <w:spacing w:before="0" w:after="60" w:line="240" w:lineRule="auto"/>
               <w:jc w:val="left"/>
             </w:pPr>
             <w:r>
@@ -279,6 +313,8 @@
           <w:p>
             <w:pPr>
               <w:pStyle w:val="Compact"/>
+              <w:keepNext/>
+              <w:spacing w:before="0" w:after="60" w:line="240" w:lineRule="auto"/>
               <w:jc w:val="left"/>
             </w:pPr>
             <w:r>
@@ -291,6 +327,8 @@
           <w:p>
             <w:pPr>
               <w:pStyle w:val="Compact"/>
+              <w:keepNext/>
+              <w:spacing w:before="0" w:after="60" w:line="240" w:lineRule="auto"/>
               <w:jc w:val="left"/>
             </w:pPr>
             <w:r>
@@ -305,6 +343,8 @@
           <w:p>
             <w:pPr>
               <w:pStyle w:val="Compact"/>
+              <w:keepNext/>
+              <w:spacing w:before="0" w:after="60" w:line="240" w:lineRule="auto"/>
               <w:jc w:val="left"/>
             </w:pPr>
             <w:r>
@@ -317,6 +357,8 @@
           <w:p>
             <w:pPr>
               <w:pStyle w:val="Compact"/>
+              <w:keepNext/>
+              <w:spacing w:before="0" w:after="60" w:line="240" w:lineRule="auto"/>
               <w:jc w:val="left"/>
             </w:pPr>
             <w:r>
@@ -331,6 +373,8 @@
           <w:p>
             <w:pPr>
               <w:pStyle w:val="Compact"/>
+              <w:keepNext/>
+              <w:spacing w:before="0" w:after="60" w:line="240" w:lineRule="auto"/>
               <w:jc w:val="left"/>
             </w:pPr>
             <w:r>
@@ -343,6 +387,8 @@
           <w:p>
             <w:pPr>
               <w:pStyle w:val="Compact"/>
+              <w:keepNext/>
+              <w:spacing w:before="0" w:after="60" w:line="240" w:lineRule="auto"/>
               <w:jc w:val="left"/>
             </w:pPr>
             <w:r>
@@ -357,6 +403,8 @@
           <w:p>
             <w:pPr>
               <w:pStyle w:val="Compact"/>
+              <w:keepNext/>
+              <w:spacing w:before="0" w:after="60" w:line="240" w:lineRule="auto"/>
               <w:jc w:val="left"/>
             </w:pPr>
             <w:r>
@@ -369,6 +417,8 @@
           <w:p>
             <w:pPr>
               <w:pStyle w:val="Compact"/>
+              <w:keepNext/>
+              <w:spacing w:before="0" w:after="60" w:line="240" w:lineRule="auto"/>
               <w:jc w:val="left"/>
             </w:pPr>
             <w:r>
@@ -383,6 +433,8 @@
           <w:p>
             <w:pPr>
               <w:pStyle w:val="Compact"/>
+              <w:keepNext/>
+              <w:spacing w:before="0" w:after="60" w:line="240" w:lineRule="auto"/>
               <w:jc w:val="left"/>
             </w:pPr>
             <w:r>
@@ -395,6 +447,8 @@
           <w:p>
             <w:pPr>
               <w:pStyle w:val="Compact"/>
+              <w:keepNext/>
+              <w:spacing w:before="0" w:after="60" w:line="240" w:lineRule="auto"/>
               <w:jc w:val="left"/>
             </w:pPr>
             <w:r>
@@ -407,6 +461,8 @@
     <w:p>
       <w:pPr>
         <w:pStyle w:val="BodyText"/>
+        <w:keepNext/>
+        <w:spacing w:before="0" w:after="60" w:line="240" w:lineRule="auto"/>
       </w:pPr>
       <w:r>
         <w:t xml:space="preserve">Note: 4A Q6 may not suit every learner. Swap for</w:t>
@@ -434,7 +490,7 @@
     <w:bookmarkEnd w:id="49"/>
     <w:sectPr>
       <w:pgSz w:h="16838" w:w="11906"/>
-      <w:pgMar w:bottom="1020" w:left="1020" w:right="1020" w:top="1020"/>
+      <w:pgMar w:bottom="680" w:left="737" w:right="737" w:top="680" w:header="340" w:footer="340"/>
     </w:sectPr>
   </w:body>
 </w:document>
